--- a/documents/Dashboard Structure.docx
+++ b/documents/Dashboard Structure.docx
@@ -460,7 +460,7 @@
     <w:p>
       <w:r>
         <w:pict w14:anchorId="5395681A">
-          <v:rect id="_x0000_i1049" style="width:0;height:1.5pt" o:hralign="center" o:hrstd="t" o:hr="t" fillcolor="#a0a0a0" stroked="f"/>
+          <v:rect id="_x0000_i1025" style="width:0;height:1.5pt" o:hralign="center" o:hrstd="t" o:hr="t" fillcolor="#a0a0a0" stroked="f"/>
         </w:pict>
       </w:r>
     </w:p>
@@ -619,7 +619,7 @@
     <w:p>
       <w:r>
         <w:pict w14:anchorId="25C78A95">
-          <v:rect id="_x0000_i1050" style="width:0;height:1.5pt" o:hralign="center" o:hrstd="t" o:hr="t" fillcolor="#a0a0a0" stroked="f"/>
+          <v:rect id="_x0000_i1026" style="width:0;height:1.5pt" o:hralign="center" o:hrstd="t" o:hr="t" fillcolor="#a0a0a0" stroked="f"/>
         </w:pict>
       </w:r>
     </w:p>
@@ -741,7 +741,7 @@
     <w:p>
       <w:r>
         <w:pict w14:anchorId="731C4780">
-          <v:rect id="_x0000_i1051" style="width:0;height:1.5pt" o:hralign="center" o:hrstd="t" o:hr="t" fillcolor="#a0a0a0" stroked="f"/>
+          <v:rect id="_x0000_i1027" style="width:0;height:1.5pt" o:hralign="center" o:hrstd="t" o:hr="t" fillcolor="#a0a0a0" stroked="f"/>
         </w:pict>
       </w:r>
     </w:p>
@@ -879,7 +879,7 @@
     <w:p>
       <w:r>
         <w:pict w14:anchorId="1EEFDD62">
-          <v:rect id="_x0000_i1052" style="width:0;height:1.5pt" o:hralign="center" o:hrstd="t" o:hr="t" fillcolor="#a0a0a0" stroked="f"/>
+          <v:rect id="_x0000_i1028" style="width:0;height:1.5pt" o:hralign="center" o:hrstd="t" o:hr="t" fillcolor="#a0a0a0" stroked="f"/>
         </w:pict>
       </w:r>
     </w:p>
@@ -3043,6 +3043,7 @@
   <w:style w:type="character" w:default="1" w:styleId="DefaultParagraphFont">
     <w:name w:val="Default Paragraph Font"/>
     <w:uiPriority w:val="1"/>
+    <w:semiHidden/>
     <w:unhideWhenUsed/>
   </w:style>
   <w:style w:type="table" w:default="1" w:styleId="TableNormal">

--- a/documents/Dashboard Structure.docx
+++ b/documents/Dashboard Structure.docx
@@ -80,117 +80,10 @@
     <w:p>
       <w:pPr>
         <w:rPr>
-          <w:b/>
-          <w:bCs/>
+          <w:lang w:val="pt-BR"/>
         </w:rPr>
       </w:pPr>
-      <w:r>
-        <w:rPr>
-          <w:b/>
-          <w:bCs/>
-        </w:rPr>
-        <w:t>Página 1 — Executive Overview</w:t>
-      </w:r>
-    </w:p>
-    <w:p>
-      <w:r>
-        <w:t>KPIs:</w:t>
-      </w:r>
-    </w:p>
-    <w:p>
-      <w:pPr>
-        <w:numPr>
-          <w:ilvl w:val="0"/>
-          <w:numId w:val="1"/>
-        </w:numPr>
-      </w:pPr>
-      <w:r>
-        <w:t>Total Orders</w:t>
-      </w:r>
-    </w:p>
-    <w:p>
-      <w:pPr>
-        <w:numPr>
-          <w:ilvl w:val="0"/>
-          <w:numId w:val="1"/>
-        </w:numPr>
-      </w:pPr>
-      <w:r>
-        <w:t>Missing Rate</w:t>
-      </w:r>
-    </w:p>
-    <w:p>
-      <w:pPr>
-        <w:numPr>
-          <w:ilvl w:val="0"/>
-          <w:numId w:val="1"/>
-        </w:numPr>
-      </w:pPr>
-      <w:r>
-        <w:t>Revenue Loss</w:t>
-      </w:r>
-    </w:p>
-    <w:p>
-      <w:pPr>
-        <w:numPr>
-          <w:ilvl w:val="0"/>
-          <w:numId w:val="1"/>
-        </w:numPr>
-      </w:pPr>
-      <w:r>
-        <w:t xml:space="preserve">Fraud Risk Score </w:t>
-      </w:r>
-      <w:proofErr w:type="spellStart"/>
-      <w:r>
-        <w:t>Avg</w:t>
-      </w:r>
-      <w:proofErr w:type="spellEnd"/>
-    </w:p>
-    <w:p>
-      <w:r>
-        <w:t>Charts:</w:t>
-      </w:r>
-    </w:p>
-    <w:p>
-      <w:pPr>
-        <w:numPr>
-          <w:ilvl w:val="0"/>
-          <w:numId w:val="2"/>
-        </w:numPr>
-      </w:pPr>
-      <w:r>
-        <w:t>Missing by Category</w:t>
-      </w:r>
-    </w:p>
-    <w:p>
-      <w:pPr>
-        <w:numPr>
-          <w:ilvl w:val="0"/>
-          <w:numId w:val="2"/>
-        </w:numPr>
-      </w:pPr>
-      <w:r>
-        <w:t>Revenue Loss by Category</w:t>
-      </w:r>
-    </w:p>
-    <w:p>
-      <w:pPr>
-        <w:numPr>
-          <w:ilvl w:val="0"/>
-          <w:numId w:val="2"/>
-        </w:numPr>
-      </w:pPr>
-      <w:r>
-        <w:t>Risk Score Distribution</w:t>
-      </w:r>
-    </w:p>
-    <w:p/>
-    <w:p>
-      <w:r>
-        <w:t>--/--</w:t>
-      </w:r>
-    </w:p>
-    <w:p/>
+    </w:p>
     <w:p>
       <w:pPr>
         <w:rPr>
@@ -406,7 +299,10 @@
     </w:p>
     <w:p>
       <w:r>
-        <w:t>• Missing items by category</w:t>
+        <w:t xml:space="preserve">• Missing items </w:t>
+      </w:r>
+      <w:r>
+        <w:t>by order</w:t>
       </w:r>
       <w:r>
         <w:br/>
@@ -419,7 +315,6 @@
     </w:p>
     <w:p>
       <w:r>
-        <w:lastRenderedPageBreak/>
         <w:t>Filters:</w:t>
       </w:r>
     </w:p>
@@ -492,7 +387,16 @@
         </w:numPr>
       </w:pPr>
       <w:r>
-        <w:t>Missing Rate by Period</w:t>
+        <w:t xml:space="preserve">Weighted </w:t>
+      </w:r>
+      <w:r>
+        <w:t xml:space="preserve">Missing Rate </w:t>
+      </w:r>
+      <w:r>
+        <w:t xml:space="preserve">and revenue loss </w:t>
+      </w:r>
+      <w:r>
+        <w:t>by Period</w:t>
       </w:r>
     </w:p>
     <w:p>
@@ -503,7 +407,16 @@
         </w:numPr>
       </w:pPr>
       <w:r>
-        <w:t>Missing Rate by Day</w:t>
+        <w:t xml:space="preserve">Weighted </w:t>
+      </w:r>
+      <w:r>
+        <w:t xml:space="preserve">Missing Rate </w:t>
+      </w:r>
+      <w:r>
+        <w:t xml:space="preserve">and revenue loss </w:t>
+      </w:r>
+      <w:r>
+        <w:t>by Day</w:t>
       </w:r>
     </w:p>
     <w:p>
@@ -514,8 +427,22 @@
         </w:numPr>
       </w:pPr>
       <w:r>
-        <w:t>Missing Rate by Region</w:t>
-      </w:r>
+        <w:t xml:space="preserve">Weighted </w:t>
+      </w:r>
+      <w:r>
+        <w:t xml:space="preserve">Missing Rate </w:t>
+      </w:r>
+      <w:r>
+        <w:t xml:space="preserve">and revenue loss </w:t>
+      </w:r>
+      <w:r>
+        <w:t xml:space="preserve">by </w:t>
+      </w:r>
+      <w:proofErr w:type="gramStart"/>
+      <w:r>
+        <w:t>Region</w:t>
+      </w:r>
+      <w:proofErr w:type="gramEnd"/>
     </w:p>
     <w:p>
       <w:r>
@@ -530,6 +457,7 @@
         </w:numPr>
       </w:pPr>
       <w:r>
+        <w:lastRenderedPageBreak/>
         <w:t>Month</w:t>
       </w:r>
     </w:p>
@@ -559,60 +487,6 @@
     <w:p>
       <w:r>
         <w:t>--/--</w:t>
-      </w:r>
-    </w:p>
-    <w:p/>
-    <w:p>
-      <w:pPr>
-        <w:rPr>
-          <w:b/>
-          <w:bCs/>
-        </w:rPr>
-      </w:pPr>
-      <w:r>
-        <w:rPr>
-          <w:b/>
-          <w:bCs/>
-        </w:rPr>
-        <w:t>Dashboard Page 2 — Operational Risk</w:t>
-      </w:r>
-    </w:p>
-    <w:p>
-      <w:r>
-        <w:t>Charts:</w:t>
-      </w:r>
-    </w:p>
-    <w:p>
-      <w:r>
-        <w:t>• Missing rate by delivery period</w:t>
-      </w:r>
-      <w:r>
-        <w:br/>
-        <w:t>• Missing rate by day of week</w:t>
-      </w:r>
-      <w:r>
-        <w:br/>
-        <w:t>• Missing rate by region</w:t>
-      </w:r>
-    </w:p>
-    <w:p>
-      <w:r>
-        <w:t>Goal:</w:t>
-      </w:r>
-    </w:p>
-    <w:p>
-      <w:r>
-        <w:t xml:space="preserve">Understand </w:t>
-      </w:r>
-      <w:r>
-        <w:rPr>
-          <w:b/>
-          <w:bCs/>
-        </w:rPr>
-        <w:t>operational patterns</w:t>
-      </w:r>
-      <w:r>
-        <w:t>.</w:t>
       </w:r>
     </w:p>
     <w:p/>
@@ -651,8 +525,13 @@
         </w:numPr>
       </w:pPr>
       <w:r>
-        <w:lastRenderedPageBreak/>
-        <w:t>Missing Items by Category</w:t>
+        <w:t xml:space="preserve">Missing Items </w:t>
+      </w:r>
+      <w:r>
+        <w:t xml:space="preserve">and revenue loss </w:t>
+      </w:r>
+      <w:r>
+        <w:t>by Category</w:t>
       </w:r>
     </w:p>
     <w:p>
@@ -663,7 +542,18 @@
         </w:numPr>
       </w:pPr>
       <w:r>
-        <w:t>Revenue Loss by Price Bin</w:t>
+        <w:t xml:space="preserve">Missing Items </w:t>
+      </w:r>
+      <w:proofErr w:type="gramStart"/>
+      <w:r>
+        <w:t xml:space="preserve">and  </w:t>
+      </w:r>
+      <w:r>
+        <w:t>Revenue</w:t>
+      </w:r>
+      <w:proofErr w:type="gramEnd"/>
+      <w:r>
+        <w:t xml:space="preserve"> Loss by Price Bin</w:t>
       </w:r>
     </w:p>
     <w:p>
@@ -845,7 +735,6 @@
     </w:p>
     <w:p>
       <w:r>
-        <w:lastRenderedPageBreak/>
         <w:t xml:space="preserve">Identify </w:t>
       </w:r>
       <w:r>
@@ -1014,6 +903,7 @@
     </w:p>
     <w:p>
       <w:r>
+        <w:lastRenderedPageBreak/>
         <w:t>• Fraud Risk Leaderboard</w:t>
       </w:r>
       <w:r>
